--- a/pr-preview/pr-16/index-tracked-changes.docx
+++ b/pr-preview/pr-16/index-tracked-changes.docx
@@ -26,7 +26,7 @@
       </w:pPr>
       <w:ins w:id="2" w:author="PR Preview" w:date="2026-01-01T00:00:00Z">
         <w:r>
-          <w:t xml:space="preserve">Last modified: 2026-10-22 15:21:24 (PDT)</w:t>
+          <w:t xml:space="preserve">Last modified: 2026-10-22 15:42:28 (PDT)</w:t>
         </w:r>
       </w:ins>
     </w:p>

--- a/pr-preview/pr-16/index-tracked-changes.docx
+++ b/pr-preview/pr-16/index-tracked-changes.docx
@@ -26,11 +26,11 @@
       </w:pPr>
       <w:ins w:id="2" w:author="PR Preview" w:date="2026-01-01T00:00:00Z">
         <w:r>
-          <w:t xml:space="preserve">Last modified: 2026-10-22 15:42:28 (PDT)</w:t>
+          <w:t xml:space="preserve">Last modified: 2026-10-22 15:55:46 (PDT)</w:t>
         </w:r>
       </w:ins>
     </w:p>
-    <w:bookmarkStart w:id="14" w:name="welcome"/>
+    <w:bookmarkStart w:id="15" w:name="welcome"/>
     <w:p>
       <w:pPr>
         <w:pStyle w:val="Heading1"/>
@@ -59,7 +59,7 @@
         <w:t xml:space="preserve">The code runs when the site is built, so every figure comes from the data shown.</w:t>
       </w:r>
     </w:p>
-    <w:bookmarkStart w:id="10" w:name="pages"/>
+    <w:bookmarkStart w:id="11" w:name="pages"/>
     <w:p>
       <w:pPr>
         <w:pStyle w:val="Heading2"/>
@@ -88,8 +88,32 @@
         <w:t xml:space="preserve">: a rug and two histograms for a 0/1 outcome and a continuous feature.</w:t>
       </w:r>
     </w:p>
-    <w:bookmarkEnd w:id="10"/>
-    <w:bookmarkStart w:id="11" w:name="formats"/>
+    <w:p>
+      <w:pPr>
+        <w:pStyle w:val="Compact"/>
+        <w:numPr>
+          <w:ilvl w:val="0"/>
+          <w:numId w:val="1001"/>
+        </w:numPr>
+      </w:pPr>
+      <w:hyperlink r:id="rId10">
+        <w:ins w:id="3" w:author="PR Preview" w:date="2026-01-01T00:00:00Z">
+          <w:r>
+            <w:rPr>
+              <w:rStyle w:val="Hyperlink"/>
+            </w:rPr>
+            <w:t xml:space="preserve">Choosing Colors</w:t>
+          </w:r>
+        </w:ins>
+      </w:hyperlink>
+      <w:ins w:id="4" w:author="PR Preview" w:date="2026-01-01T00:00:00Z">
+        <w:r>
+          <w:t xml:space="preserve">: how far apart a palette’s closest two colors are under simulated color vision deficiency.</w:t>
+        </w:r>
+      </w:ins>
+    </w:p>
+    <w:bookmarkEnd w:id="11"/>
+    <w:bookmarkStart w:id="12" w:name="formats"/>
     <w:p>
       <w:pPr>
         <w:pStyle w:val="Heading2"/>
@@ -157,8 +181,8 @@
         <w:t xml:space="preserve">a PDF handout and a Word document.</w:t>
       </w:r>
     </w:p>
-    <w:bookmarkEnd w:id="11"/>
-    <w:bookmarkStart w:id="13" w:name="references"/>
+    <w:bookmarkEnd w:id="12"/>
+    <w:bookmarkStart w:id="14" w:name="references"/>
     <w:p>
       <w:pPr>
         <w:pStyle w:val="Heading2"/>
@@ -167,10 +191,10 @@
         <w:t xml:space="preserve">References</w:t>
       </w:r>
     </w:p>
-    <w:bookmarkStart w:id="12" w:name="refs"/>
-    <w:bookmarkEnd w:id="12"/>
+    <w:bookmarkStart w:id="13" w:name="refs"/>
     <w:bookmarkEnd w:id="13"/>
     <w:bookmarkEnd w:id="14"/>
+    <w:bookmarkEnd w:id="15"/>
     <w:sectPr>
       <w:footnotePr>
         <w:numRestart w:val="eachSect"/>
